--- a/eng/docx/015.content.docx
+++ b/eng/docx/015.content.docx
@@ -19,7 +19,7 @@
         <w:rPr>
           <w:lang w:val="en_US" w:bidi="en_US"/>
         </w:rPr>
-        <w:t>Resource: Videos (Video Bible Dictionary)</w:t>
+        <w:t>Resource: Video Bible Dictionary</w:t>
       </w:r>
       <w:r>
         <w:rPr>
@@ -90,7 +90,7 @@
         <w:rPr>
           <w:lang w:val="en_US" w:bidi="en_US"/>
         </w:rPr>
-        <w:t>Videos (Video Bible Dictionary)</w:t>
+        <w:t>Video Bible Dictionary</w:t>
       </w:r>
     </w:p>
     <w:p>
@@ -310,126 +310,6 @@
         <w:rPr>
           <w:lang w:val="en_US" w:bidi="en_US"/>
         </w:rPr>
-        <w:t>Roasted Lamb</w:t>
-      </w:r>
-      <w:r>
-        <w:rPr>
-          <w:lang w:val="en_US" w:bidi="en_US"/>
-        </w:rPr>
-      </w:r>
-    </w:p>
-    <w:p>
-      <w:pPr>
-        <w:pStyle w:val="Heading4"/>
-      </w:pPr>
-      <w:r>
-        <w:rPr>
-          <w:lang w:val="en_US" w:bidi="en_US"/>
-        </w:rPr>
-        <w:t>Video Content</w:t>
-      </w:r>
-      <w:r>
-        <w:rPr>
-          <w:lang w:val="en_US" w:bidi="en_US"/>
-        </w:rPr>
-      </w:r>
-    </w:p>
-    <w:p>
-      <w:pPr/>
-      <w:r>
-        <w:rPr>
-          <w:lang w:val="en_US" w:bidi="en_US"/>
-        </w:rPr>
-      </w:r>
-      <w:r>
-        <w:rPr>
-          <w:lang w:val="en_US" w:bidi="en_US"/>
-        </w:rPr>
-        <w:t xml:space="preserve"> (94 seconds)</w:t>
-      </w:r>
-    </w:p>
-    <w:p>
-      <w:r>
-        <w:drawing>
-          <wp:inline xmlns:a="http://schemas.openxmlformats.org/drawingml/2006/main" xmlns:pic="http://schemas.openxmlformats.org/drawingml/2006/picture">
-            <wp:extent cx="6096000" cy="3429000"/>
-            <wp:docPr id="2" name="Picture 2"/>
-            <wp:cNvGraphicFramePr>
-              <a:graphicFrameLocks noChangeAspect="1"/>
-            </wp:cNvGraphicFramePr>
-            <a:graphic>
-              <a:graphicData uri="http://schemas.openxmlformats.org/drawingml/2006/picture">
-                <pic:pic>
-                  <pic:nvPicPr>
-                    <pic:cNvPr id="0" name="image.jpg"/>
-                    <pic:cNvPicPr/>
-                  </pic:nvPicPr>
-                  <pic:blipFill>
-                    <a:blip r:embed="rId15"/>
-                    <a:stretch>
-                      <a:fillRect/>
-                    </a:stretch>
-                  </pic:blipFill>
-                  <pic:spPr>
-                    <a:xfrm>
-                      <a:off x="0" y="0"/>
-                      <a:ext cx="6096000" cy="3429000"/>
-                    </a:xfrm>
-                    <a:prstGeom prst="rect"/>
-                  </pic:spPr>
-                </pic:pic>
-              </a:graphicData>
-            </a:graphic>
-          </wp:inline>
-        </w:drawing>
-      </w:r>
-    </w:p>
-    <w:p>
-      <w:pPr/>
-      <w:r>
-        <w:rPr>
-          <w:lang w:val="en_US" w:bidi="en_US"/>
-        </w:rPr>
-      </w:r>
-      <w:hyperlink r:id="rId16">
-        <w:r>
-          <w:rPr>
-            <w:lang w:val="en_US" w:bidi="en_US"/>
-          </w:rPr>
-          <w:rPr>
-            <w:color w:val="0000EE"/>
-            <w:u w:val="single"/>
-          </w:rPr>
-          <w:t>link</w:t>
-        </w:r>
-      </w:hyperlink>
-      <w:r>
-        <w:rPr>
-          <w:lang w:val="en_US" w:bidi="en_US"/>
-        </w:rPr>
-      </w:r>
-      <w:r>
-        <w:rPr>
-          <w:lang w:val="en_US" w:bidi="en_US"/>
-        </w:rPr>
-      </w:r>
-    </w:p>
-    <w:p>
-      <w:pPr/>
-      <w:r>
-        <w:rPr>
-          <w:lang w:val="en_US" w:bidi="en_US"/>
-        </w:rPr>
-      </w:r>
-    </w:p>
-    <w:p>
-      <w:pPr>
-        <w:pStyle w:val="Heading2"/>
-      </w:pPr>
-      <w:r>
-        <w:rPr>
-          <w:lang w:val="en_US" w:bidi="en_US"/>
-        </w:rPr>
         <w:t>Rooster</w:t>
       </w:r>
       <w:r>
@@ -473,7 +353,7 @@
         <w:drawing>
           <wp:inline xmlns:a="http://schemas.openxmlformats.org/drawingml/2006/main" xmlns:pic="http://schemas.openxmlformats.org/drawingml/2006/picture">
             <wp:extent cx="6096000" cy="4572000"/>
-            <wp:docPr id="3" name="Picture 3"/>
+            <wp:docPr id="2" name="Picture 2"/>
             <wp:cNvGraphicFramePr>
               <a:graphicFrameLocks noChangeAspect="1"/>
             </wp:cNvGraphicFramePr>
@@ -485,7 +365,7 @@
                     <pic:cNvPicPr/>
                   </pic:nvPicPr>
                   <pic:blipFill>
-                    <a:blip r:embed="rId17"/>
+                    <a:blip r:embed="rId15"/>
                     <a:stretch>
                       <a:fillRect/>
                     </a:stretch>
@@ -511,7 +391,7 @@
           <w:lang w:val="en_US" w:bidi="en_US"/>
         </w:rPr>
       </w:r>
-      <w:hyperlink r:id="rId18">
+      <w:hyperlink r:id="rId16">
         <w:r>
           <w:rPr>
             <w:lang w:val="en_US" w:bidi="en_US"/>

--- a/eng/docx/015.content.docx
+++ b/eng/docx/015.content.docx
@@ -127,7 +127,7 @@
         <w:rPr>
           <w:lang w:val="en_US" w:bidi="en_US"/>
         </w:rPr>
-        <w:t>R</w:t>
+        <w:t>S</w:t>
       </w:r>
       <w:r>
         <w:rPr>
@@ -190,7 +190,7 @@
         <w:rPr>
           <w:lang w:val="en_US" w:bidi="en_US"/>
         </w:rPr>
-        <w:t>Reed Plant</w:t>
+        <w:t>Sackcloth</w:t>
       </w:r>
       <w:r>
         <w:rPr>
@@ -225,7 +225,7 @@
         <w:rPr>
           <w:lang w:val="en_US" w:bidi="en_US"/>
         </w:rPr>
-        <w:t xml:space="preserve"> (82 seconds)</w:t>
+        <w:t xml:space="preserve"> (70 seconds)</w:t>
       </w:r>
     </w:p>
     <w:p>
@@ -310,7 +310,7 @@
         <w:rPr>
           <w:lang w:val="en_US" w:bidi="en_US"/>
         </w:rPr>
-        <w:t>Rooster</w:t>
+        <w:t>Sacrificial Animals</w:t>
       </w:r>
       <w:r>
         <w:rPr>
@@ -345,14 +345,14 @@
         <w:rPr>
           <w:lang w:val="en_US" w:bidi="en_US"/>
         </w:rPr>
-        <w:t xml:space="preserve"> (5 seconds)</w:t>
+        <w:t xml:space="preserve"> (91 seconds)</w:t>
       </w:r>
     </w:p>
     <w:p>
       <w:r>
         <w:drawing>
           <wp:inline xmlns:a="http://schemas.openxmlformats.org/drawingml/2006/main" xmlns:pic="http://schemas.openxmlformats.org/drawingml/2006/picture">
-            <wp:extent cx="6096000" cy="4572000"/>
+            <wp:extent cx="6096000" cy="3429000"/>
             <wp:docPr id="2" name="Picture 2"/>
             <wp:cNvGraphicFramePr>
               <a:graphicFrameLocks noChangeAspect="1"/>
@@ -373,7 +373,7 @@
                   <pic:spPr>
                     <a:xfrm>
                       <a:off x="0" y="0"/>
-                      <a:ext cx="6096000" cy="4572000"/>
+                      <a:ext cx="6096000" cy="3429000"/>
                     </a:xfrm>
                     <a:prstGeom prst="rect"/>
                   </pic:spPr>
@@ -392,6 +392,1326 @@
         </w:rPr>
       </w:r>
       <w:hyperlink r:id="rId16">
+        <w:r>
+          <w:rPr>
+            <w:lang w:val="en_US" w:bidi="en_US"/>
+          </w:rPr>
+          <w:rPr>
+            <w:color w:val="0000EE"/>
+            <w:u w:val="single"/>
+          </w:rPr>
+          <w:t>link</w:t>
+        </w:r>
+      </w:hyperlink>
+      <w:r>
+        <w:rPr>
+          <w:lang w:val="en_US" w:bidi="en_US"/>
+        </w:rPr>
+      </w:r>
+      <w:r>
+        <w:rPr>
+          <w:lang w:val="en_US" w:bidi="en_US"/>
+        </w:rPr>
+      </w:r>
+    </w:p>
+    <w:p>
+      <w:pPr/>
+      <w:r>
+        <w:rPr>
+          <w:lang w:val="en_US" w:bidi="en_US"/>
+        </w:rPr>
+      </w:r>
+    </w:p>
+    <w:p>
+      <w:pPr>
+        <w:pStyle w:val="Heading2"/>
+      </w:pPr>
+      <w:r>
+        <w:rPr>
+          <w:lang w:val="en_US" w:bidi="en_US"/>
+        </w:rPr>
+        <w:t>Sandals</w:t>
+      </w:r>
+      <w:r>
+        <w:rPr>
+          <w:lang w:val="en_US" w:bidi="en_US"/>
+        </w:rPr>
+      </w:r>
+    </w:p>
+    <w:p>
+      <w:pPr>
+        <w:pStyle w:val="Heading4"/>
+      </w:pPr>
+      <w:r>
+        <w:rPr>
+          <w:lang w:val="en_US" w:bidi="en_US"/>
+        </w:rPr>
+        <w:t>Video Content</w:t>
+      </w:r>
+      <w:r>
+        <w:rPr>
+          <w:lang w:val="en_US" w:bidi="en_US"/>
+        </w:rPr>
+      </w:r>
+    </w:p>
+    <w:p>
+      <w:pPr/>
+      <w:r>
+        <w:rPr>
+          <w:lang w:val="en_US" w:bidi="en_US"/>
+        </w:rPr>
+      </w:r>
+      <w:r>
+        <w:rPr>
+          <w:lang w:val="en_US" w:bidi="en_US"/>
+        </w:rPr>
+        <w:t xml:space="preserve"> (56 seconds)</w:t>
+      </w:r>
+    </w:p>
+    <w:p>
+      <w:r>
+        <w:drawing>
+          <wp:inline xmlns:a="http://schemas.openxmlformats.org/drawingml/2006/main" xmlns:pic="http://schemas.openxmlformats.org/drawingml/2006/picture">
+            <wp:extent cx="6096000" cy="3429000"/>
+            <wp:docPr id="3" name="Picture 3"/>
+            <wp:cNvGraphicFramePr>
+              <a:graphicFrameLocks noChangeAspect="1"/>
+            </wp:cNvGraphicFramePr>
+            <a:graphic>
+              <a:graphicData uri="http://schemas.openxmlformats.org/drawingml/2006/picture">
+                <pic:pic>
+                  <pic:nvPicPr>
+                    <pic:cNvPr id="0" name="image.jpg"/>
+                    <pic:cNvPicPr/>
+                  </pic:nvPicPr>
+                  <pic:blipFill>
+                    <a:blip r:embed="rId17"/>
+                    <a:stretch>
+                      <a:fillRect/>
+                    </a:stretch>
+                  </pic:blipFill>
+                  <pic:spPr>
+                    <a:xfrm>
+                      <a:off x="0" y="0"/>
+                      <a:ext cx="6096000" cy="3429000"/>
+                    </a:xfrm>
+                    <a:prstGeom prst="rect"/>
+                  </pic:spPr>
+                </pic:pic>
+              </a:graphicData>
+            </a:graphic>
+          </wp:inline>
+        </w:drawing>
+      </w:r>
+    </w:p>
+    <w:p>
+      <w:pPr/>
+      <w:r>
+        <w:rPr>
+          <w:lang w:val="en_US" w:bidi="en_US"/>
+        </w:rPr>
+      </w:r>
+      <w:hyperlink r:id="rId18">
+        <w:r>
+          <w:rPr>
+            <w:lang w:val="en_US" w:bidi="en_US"/>
+          </w:rPr>
+          <w:rPr>
+            <w:color w:val="0000EE"/>
+            <w:u w:val="single"/>
+          </w:rPr>
+          <w:t>link</w:t>
+        </w:r>
+      </w:hyperlink>
+      <w:r>
+        <w:rPr>
+          <w:lang w:val="en_US" w:bidi="en_US"/>
+        </w:rPr>
+      </w:r>
+      <w:r>
+        <w:rPr>
+          <w:lang w:val="en_US" w:bidi="en_US"/>
+        </w:rPr>
+      </w:r>
+    </w:p>
+    <w:p>
+      <w:pPr/>
+      <w:r>
+        <w:rPr>
+          <w:lang w:val="en_US" w:bidi="en_US"/>
+        </w:rPr>
+      </w:r>
+    </w:p>
+    <w:p>
+      <w:pPr>
+        <w:pStyle w:val="Heading2"/>
+      </w:pPr>
+      <w:r>
+        <w:rPr>
+          <w:lang w:val="en_US" w:bidi="en_US"/>
+        </w:rPr>
+        <w:t>Sea of Galilee</w:t>
+      </w:r>
+      <w:r>
+        <w:rPr>
+          <w:lang w:val="en_US" w:bidi="en_US"/>
+        </w:rPr>
+      </w:r>
+    </w:p>
+    <w:p>
+      <w:pPr>
+        <w:pStyle w:val="Heading4"/>
+      </w:pPr>
+      <w:r>
+        <w:rPr>
+          <w:lang w:val="en_US" w:bidi="en_US"/>
+        </w:rPr>
+        <w:t>Video Content</w:t>
+      </w:r>
+      <w:r>
+        <w:rPr>
+          <w:lang w:val="en_US" w:bidi="en_US"/>
+        </w:rPr>
+      </w:r>
+    </w:p>
+    <w:p>
+      <w:pPr/>
+      <w:r>
+        <w:rPr>
+          <w:lang w:val="en_US" w:bidi="en_US"/>
+        </w:rPr>
+      </w:r>
+      <w:r>
+        <w:rPr>
+          <w:lang w:val="en_US" w:bidi="en_US"/>
+        </w:rPr>
+        <w:t xml:space="preserve"> (114 seconds)</w:t>
+      </w:r>
+    </w:p>
+    <w:p>
+      <w:r>
+        <w:drawing>
+          <wp:inline xmlns:a="http://schemas.openxmlformats.org/drawingml/2006/main" xmlns:pic="http://schemas.openxmlformats.org/drawingml/2006/picture">
+            <wp:extent cx="6096000" cy="3429000"/>
+            <wp:docPr id="4" name="Picture 4"/>
+            <wp:cNvGraphicFramePr>
+              <a:graphicFrameLocks noChangeAspect="1"/>
+            </wp:cNvGraphicFramePr>
+            <a:graphic>
+              <a:graphicData uri="http://schemas.openxmlformats.org/drawingml/2006/picture">
+                <pic:pic>
+                  <pic:nvPicPr>
+                    <pic:cNvPr id="0" name="image.jpg"/>
+                    <pic:cNvPicPr/>
+                  </pic:nvPicPr>
+                  <pic:blipFill>
+                    <a:blip r:embed="rId19"/>
+                    <a:stretch>
+                      <a:fillRect/>
+                    </a:stretch>
+                  </pic:blipFill>
+                  <pic:spPr>
+                    <a:xfrm>
+                      <a:off x="0" y="0"/>
+                      <a:ext cx="6096000" cy="3429000"/>
+                    </a:xfrm>
+                    <a:prstGeom prst="rect"/>
+                  </pic:spPr>
+                </pic:pic>
+              </a:graphicData>
+            </a:graphic>
+          </wp:inline>
+        </w:drawing>
+      </w:r>
+    </w:p>
+    <w:p>
+      <w:pPr/>
+      <w:r>
+        <w:rPr>
+          <w:lang w:val="en_US" w:bidi="en_US"/>
+        </w:rPr>
+      </w:r>
+      <w:hyperlink r:id="rId20">
+        <w:r>
+          <w:rPr>
+            <w:lang w:val="en_US" w:bidi="en_US"/>
+          </w:rPr>
+          <w:rPr>
+            <w:color w:val="0000EE"/>
+            <w:u w:val="single"/>
+          </w:rPr>
+          <w:t>link</w:t>
+        </w:r>
+      </w:hyperlink>
+      <w:r>
+        <w:rPr>
+          <w:lang w:val="en_US" w:bidi="en_US"/>
+        </w:rPr>
+      </w:r>
+      <w:r>
+        <w:rPr>
+          <w:lang w:val="en_US" w:bidi="en_US"/>
+        </w:rPr>
+      </w:r>
+    </w:p>
+    <w:p>
+      <w:pPr/>
+      <w:r>
+        <w:rPr>
+          <w:lang w:val="en_US" w:bidi="en_US"/>
+        </w:rPr>
+      </w:r>
+    </w:p>
+    <w:p>
+      <w:pPr>
+        <w:pStyle w:val="Heading2"/>
+      </w:pPr>
+      <w:r>
+        <w:rPr>
+          <w:lang w:val="en_US" w:bidi="en_US"/>
+        </w:rPr>
+        <w:t>Sickle</w:t>
+      </w:r>
+      <w:r>
+        <w:rPr>
+          <w:lang w:val="en_US" w:bidi="en_US"/>
+        </w:rPr>
+      </w:r>
+    </w:p>
+    <w:p>
+      <w:pPr>
+        <w:pStyle w:val="Heading4"/>
+      </w:pPr>
+      <w:r>
+        <w:rPr>
+          <w:lang w:val="en_US" w:bidi="en_US"/>
+        </w:rPr>
+        <w:t>Video Content</w:t>
+      </w:r>
+      <w:r>
+        <w:rPr>
+          <w:lang w:val="en_US" w:bidi="en_US"/>
+        </w:rPr>
+      </w:r>
+    </w:p>
+    <w:p>
+      <w:pPr/>
+      <w:r>
+        <w:rPr>
+          <w:lang w:val="en_US" w:bidi="en_US"/>
+        </w:rPr>
+      </w:r>
+      <w:r>
+        <w:rPr>
+          <w:lang w:val="en_US" w:bidi="en_US"/>
+        </w:rPr>
+        <w:t xml:space="preserve"> (68 seconds)</w:t>
+      </w:r>
+    </w:p>
+    <w:p>
+      <w:r>
+        <w:drawing>
+          <wp:inline xmlns:a="http://schemas.openxmlformats.org/drawingml/2006/main" xmlns:pic="http://schemas.openxmlformats.org/drawingml/2006/picture">
+            <wp:extent cx="6096000" cy="3429000"/>
+            <wp:docPr id="5" name="Picture 5"/>
+            <wp:cNvGraphicFramePr>
+              <a:graphicFrameLocks noChangeAspect="1"/>
+            </wp:cNvGraphicFramePr>
+            <a:graphic>
+              <a:graphicData uri="http://schemas.openxmlformats.org/drawingml/2006/picture">
+                <pic:pic>
+                  <pic:nvPicPr>
+                    <pic:cNvPr id="0" name="image.jpg"/>
+                    <pic:cNvPicPr/>
+                  </pic:nvPicPr>
+                  <pic:blipFill>
+                    <a:blip r:embed="rId21"/>
+                    <a:stretch>
+                      <a:fillRect/>
+                    </a:stretch>
+                  </pic:blipFill>
+                  <pic:spPr>
+                    <a:xfrm>
+                      <a:off x="0" y="0"/>
+                      <a:ext cx="6096000" cy="3429000"/>
+                    </a:xfrm>
+                    <a:prstGeom prst="rect"/>
+                  </pic:spPr>
+                </pic:pic>
+              </a:graphicData>
+            </a:graphic>
+          </wp:inline>
+        </w:drawing>
+      </w:r>
+    </w:p>
+    <w:p>
+      <w:pPr/>
+      <w:r>
+        <w:rPr>
+          <w:lang w:val="en_US" w:bidi="en_US"/>
+        </w:rPr>
+      </w:r>
+      <w:hyperlink r:id="rId22">
+        <w:r>
+          <w:rPr>
+            <w:lang w:val="en_US" w:bidi="en_US"/>
+          </w:rPr>
+          <w:rPr>
+            <w:color w:val="0000EE"/>
+            <w:u w:val="single"/>
+          </w:rPr>
+          <w:t>link</w:t>
+        </w:r>
+      </w:hyperlink>
+      <w:r>
+        <w:rPr>
+          <w:lang w:val="en_US" w:bidi="en_US"/>
+        </w:rPr>
+      </w:r>
+      <w:r>
+        <w:rPr>
+          <w:lang w:val="en_US" w:bidi="en_US"/>
+        </w:rPr>
+      </w:r>
+    </w:p>
+    <w:p>
+      <w:pPr/>
+      <w:r>
+        <w:rPr>
+          <w:lang w:val="en_US" w:bidi="en_US"/>
+        </w:rPr>
+      </w:r>
+    </w:p>
+    <w:p>
+      <w:pPr>
+        <w:pStyle w:val="Heading2"/>
+      </w:pPr>
+      <w:r>
+        <w:rPr>
+          <w:lang w:val="en_US" w:bidi="en_US"/>
+        </w:rPr>
+        <w:t>Sleeping Mat</w:t>
+      </w:r>
+      <w:r>
+        <w:rPr>
+          <w:lang w:val="en_US" w:bidi="en_US"/>
+        </w:rPr>
+      </w:r>
+    </w:p>
+    <w:p>
+      <w:pPr>
+        <w:pStyle w:val="Heading4"/>
+      </w:pPr>
+      <w:r>
+        <w:rPr>
+          <w:lang w:val="en_US" w:bidi="en_US"/>
+        </w:rPr>
+        <w:t>Video Content</w:t>
+      </w:r>
+      <w:r>
+        <w:rPr>
+          <w:lang w:val="en_US" w:bidi="en_US"/>
+        </w:rPr>
+      </w:r>
+    </w:p>
+    <w:p>
+      <w:pPr/>
+      <w:r>
+        <w:rPr>
+          <w:lang w:val="en_US" w:bidi="en_US"/>
+        </w:rPr>
+      </w:r>
+      <w:r>
+        <w:rPr>
+          <w:lang w:val="en_US" w:bidi="en_US"/>
+        </w:rPr>
+        <w:t xml:space="preserve"> (59 seconds)</w:t>
+      </w:r>
+    </w:p>
+    <w:p>
+      <w:r>
+        <w:drawing>
+          <wp:inline xmlns:a="http://schemas.openxmlformats.org/drawingml/2006/main" xmlns:pic="http://schemas.openxmlformats.org/drawingml/2006/picture">
+            <wp:extent cx="6096000" cy="3429000"/>
+            <wp:docPr id="6" name="Picture 6"/>
+            <wp:cNvGraphicFramePr>
+              <a:graphicFrameLocks noChangeAspect="1"/>
+            </wp:cNvGraphicFramePr>
+            <a:graphic>
+              <a:graphicData uri="http://schemas.openxmlformats.org/drawingml/2006/picture">
+                <pic:pic>
+                  <pic:nvPicPr>
+                    <pic:cNvPr id="0" name="image.jpg"/>
+                    <pic:cNvPicPr/>
+                  </pic:nvPicPr>
+                  <pic:blipFill>
+                    <a:blip r:embed="rId23"/>
+                    <a:stretch>
+                      <a:fillRect/>
+                    </a:stretch>
+                  </pic:blipFill>
+                  <pic:spPr>
+                    <a:xfrm>
+                      <a:off x="0" y="0"/>
+                      <a:ext cx="6096000" cy="3429000"/>
+                    </a:xfrm>
+                    <a:prstGeom prst="rect"/>
+                  </pic:spPr>
+                </pic:pic>
+              </a:graphicData>
+            </a:graphic>
+          </wp:inline>
+        </w:drawing>
+      </w:r>
+    </w:p>
+    <w:p>
+      <w:pPr/>
+      <w:r>
+        <w:rPr>
+          <w:lang w:val="en_US" w:bidi="en_US"/>
+        </w:rPr>
+      </w:r>
+      <w:hyperlink r:id="rId24">
+        <w:r>
+          <w:rPr>
+            <w:lang w:val="en_US" w:bidi="en_US"/>
+          </w:rPr>
+          <w:rPr>
+            <w:color w:val="0000EE"/>
+            <w:u w:val="single"/>
+          </w:rPr>
+          <w:t>link</w:t>
+        </w:r>
+      </w:hyperlink>
+      <w:r>
+        <w:rPr>
+          <w:lang w:val="en_US" w:bidi="en_US"/>
+        </w:rPr>
+      </w:r>
+      <w:r>
+        <w:rPr>
+          <w:lang w:val="en_US" w:bidi="en_US"/>
+        </w:rPr>
+      </w:r>
+    </w:p>
+    <w:p>
+      <w:pPr/>
+      <w:r>
+        <w:rPr>
+          <w:lang w:val="en_US" w:bidi="en_US"/>
+        </w:rPr>
+      </w:r>
+    </w:p>
+    <w:p>
+      <w:pPr>
+        <w:pStyle w:val="Heading2"/>
+      </w:pPr>
+      <w:r>
+        <w:rPr>
+          <w:lang w:val="en_US" w:bidi="en_US"/>
+        </w:rPr>
+        <w:t>Snow</w:t>
+      </w:r>
+      <w:r>
+        <w:rPr>
+          <w:lang w:val="en_US" w:bidi="en_US"/>
+        </w:rPr>
+      </w:r>
+    </w:p>
+    <w:p>
+      <w:pPr>
+        <w:pStyle w:val="Heading4"/>
+      </w:pPr>
+      <w:r>
+        <w:rPr>
+          <w:lang w:val="en_US" w:bidi="en_US"/>
+        </w:rPr>
+        <w:t>Video Content</w:t>
+      </w:r>
+      <w:r>
+        <w:rPr>
+          <w:lang w:val="en_US" w:bidi="en_US"/>
+        </w:rPr>
+      </w:r>
+    </w:p>
+    <w:p>
+      <w:pPr/>
+      <w:r>
+        <w:rPr>
+          <w:lang w:val="en_US" w:bidi="en_US"/>
+        </w:rPr>
+      </w:r>
+      <w:r>
+        <w:rPr>
+          <w:lang w:val="en_US" w:bidi="en_US"/>
+        </w:rPr>
+        <w:t xml:space="preserve"> (79 seconds)</w:t>
+      </w:r>
+    </w:p>
+    <w:p>
+      <w:r>
+        <w:drawing>
+          <wp:inline xmlns:a="http://schemas.openxmlformats.org/drawingml/2006/main" xmlns:pic="http://schemas.openxmlformats.org/drawingml/2006/picture">
+            <wp:extent cx="6096000" cy="3429000"/>
+            <wp:docPr id="7" name="Picture 7"/>
+            <wp:cNvGraphicFramePr>
+              <a:graphicFrameLocks noChangeAspect="1"/>
+            </wp:cNvGraphicFramePr>
+            <a:graphic>
+              <a:graphicData uri="http://schemas.openxmlformats.org/drawingml/2006/picture">
+                <pic:pic>
+                  <pic:nvPicPr>
+                    <pic:cNvPr id="0" name="image.jpg"/>
+                    <pic:cNvPicPr/>
+                  </pic:nvPicPr>
+                  <pic:blipFill>
+                    <a:blip r:embed="rId25"/>
+                    <a:stretch>
+                      <a:fillRect/>
+                    </a:stretch>
+                  </pic:blipFill>
+                  <pic:spPr>
+                    <a:xfrm>
+                      <a:off x="0" y="0"/>
+                      <a:ext cx="6096000" cy="3429000"/>
+                    </a:xfrm>
+                    <a:prstGeom prst="rect"/>
+                  </pic:spPr>
+                </pic:pic>
+              </a:graphicData>
+            </a:graphic>
+          </wp:inline>
+        </w:drawing>
+      </w:r>
+    </w:p>
+    <w:p>
+      <w:pPr/>
+      <w:r>
+        <w:rPr>
+          <w:lang w:val="en_US" w:bidi="en_US"/>
+        </w:rPr>
+      </w:r>
+      <w:hyperlink r:id="rId26">
+        <w:r>
+          <w:rPr>
+            <w:lang w:val="en_US" w:bidi="en_US"/>
+          </w:rPr>
+          <w:rPr>
+            <w:color w:val="0000EE"/>
+            <w:u w:val="single"/>
+          </w:rPr>
+          <w:t>link</w:t>
+        </w:r>
+      </w:hyperlink>
+      <w:r>
+        <w:rPr>
+          <w:lang w:val="en_US" w:bidi="en_US"/>
+        </w:rPr>
+      </w:r>
+      <w:r>
+        <w:rPr>
+          <w:lang w:val="en_US" w:bidi="en_US"/>
+        </w:rPr>
+      </w:r>
+    </w:p>
+    <w:p>
+      <w:pPr/>
+      <w:r>
+        <w:rPr>
+          <w:lang w:val="en_US" w:bidi="en_US"/>
+        </w:rPr>
+      </w:r>
+    </w:p>
+    <w:p>
+      <w:pPr>
+        <w:pStyle w:val="Heading2"/>
+      </w:pPr>
+      <w:r>
+        <w:rPr>
+          <w:lang w:val="en_US" w:bidi="en_US"/>
+        </w:rPr>
+        <w:t>Sponge with Wine on a Stick</w:t>
+      </w:r>
+      <w:r>
+        <w:rPr>
+          <w:lang w:val="en_US" w:bidi="en_US"/>
+        </w:rPr>
+      </w:r>
+    </w:p>
+    <w:p>
+      <w:pPr>
+        <w:pStyle w:val="Heading4"/>
+      </w:pPr>
+      <w:r>
+        <w:rPr>
+          <w:lang w:val="en_US" w:bidi="en_US"/>
+        </w:rPr>
+        <w:t>Video Content</w:t>
+      </w:r>
+      <w:r>
+        <w:rPr>
+          <w:lang w:val="en_US" w:bidi="en_US"/>
+        </w:rPr>
+      </w:r>
+    </w:p>
+    <w:p>
+      <w:pPr/>
+      <w:r>
+        <w:rPr>
+          <w:lang w:val="en_US" w:bidi="en_US"/>
+        </w:rPr>
+      </w:r>
+      <w:r>
+        <w:rPr>
+          <w:lang w:val="en_US" w:bidi="en_US"/>
+        </w:rPr>
+        <w:t xml:space="preserve"> (73 seconds)</w:t>
+      </w:r>
+    </w:p>
+    <w:p>
+      <w:r>
+        <w:drawing>
+          <wp:inline xmlns:a="http://schemas.openxmlformats.org/drawingml/2006/main" xmlns:pic="http://schemas.openxmlformats.org/drawingml/2006/picture">
+            <wp:extent cx="6096000" cy="3429000"/>
+            <wp:docPr id="8" name="Picture 8"/>
+            <wp:cNvGraphicFramePr>
+              <a:graphicFrameLocks noChangeAspect="1"/>
+            </wp:cNvGraphicFramePr>
+            <a:graphic>
+              <a:graphicData uri="http://schemas.openxmlformats.org/drawingml/2006/picture">
+                <pic:pic>
+                  <pic:nvPicPr>
+                    <pic:cNvPr id="0" name="image.jpg"/>
+                    <pic:cNvPicPr/>
+                  </pic:nvPicPr>
+                  <pic:blipFill>
+                    <a:blip r:embed="rId27"/>
+                    <a:stretch>
+                      <a:fillRect/>
+                    </a:stretch>
+                  </pic:blipFill>
+                  <pic:spPr>
+                    <a:xfrm>
+                      <a:off x="0" y="0"/>
+                      <a:ext cx="6096000" cy="3429000"/>
+                    </a:xfrm>
+                    <a:prstGeom prst="rect"/>
+                  </pic:spPr>
+                </pic:pic>
+              </a:graphicData>
+            </a:graphic>
+          </wp:inline>
+        </w:drawing>
+      </w:r>
+    </w:p>
+    <w:p>
+      <w:pPr/>
+      <w:r>
+        <w:rPr>
+          <w:lang w:val="en_US" w:bidi="en_US"/>
+        </w:rPr>
+      </w:r>
+      <w:hyperlink r:id="rId28">
+        <w:r>
+          <w:rPr>
+            <w:lang w:val="en_US" w:bidi="en_US"/>
+          </w:rPr>
+          <w:rPr>
+            <w:color w:val="0000EE"/>
+            <w:u w:val="single"/>
+          </w:rPr>
+          <w:t>link</w:t>
+        </w:r>
+      </w:hyperlink>
+      <w:r>
+        <w:rPr>
+          <w:lang w:val="en_US" w:bidi="en_US"/>
+        </w:rPr>
+      </w:r>
+      <w:r>
+        <w:rPr>
+          <w:lang w:val="en_US" w:bidi="en_US"/>
+        </w:rPr>
+      </w:r>
+    </w:p>
+    <w:p>
+      <w:pPr/>
+      <w:r>
+        <w:rPr>
+          <w:lang w:val="en_US" w:bidi="en_US"/>
+        </w:rPr>
+      </w:r>
+    </w:p>
+    <w:p>
+      <w:pPr>
+        <w:pStyle w:val="Heading2"/>
+      </w:pPr>
+      <w:r>
+        <w:rPr>
+          <w:lang w:val="en_US" w:bidi="en_US"/>
+        </w:rPr>
+        <w:t>Staff</w:t>
+      </w:r>
+      <w:r>
+        <w:rPr>
+          <w:lang w:val="en_US" w:bidi="en_US"/>
+        </w:rPr>
+      </w:r>
+    </w:p>
+    <w:p>
+      <w:pPr>
+        <w:pStyle w:val="Heading4"/>
+      </w:pPr>
+      <w:r>
+        <w:rPr>
+          <w:lang w:val="en_US" w:bidi="en_US"/>
+        </w:rPr>
+        <w:t>Video Content</w:t>
+      </w:r>
+      <w:r>
+        <w:rPr>
+          <w:lang w:val="en_US" w:bidi="en_US"/>
+        </w:rPr>
+      </w:r>
+    </w:p>
+    <w:p>
+      <w:pPr/>
+      <w:r>
+        <w:rPr>
+          <w:lang w:val="en_US" w:bidi="en_US"/>
+        </w:rPr>
+      </w:r>
+      <w:r>
+        <w:rPr>
+          <w:lang w:val="en_US" w:bidi="en_US"/>
+        </w:rPr>
+        <w:t xml:space="preserve"> (53 seconds)</w:t>
+      </w:r>
+    </w:p>
+    <w:p>
+      <w:r>
+        <w:drawing>
+          <wp:inline xmlns:a="http://schemas.openxmlformats.org/drawingml/2006/main" xmlns:pic="http://schemas.openxmlformats.org/drawingml/2006/picture">
+            <wp:extent cx="6096000" cy="3429000"/>
+            <wp:docPr id="9" name="Picture 9"/>
+            <wp:cNvGraphicFramePr>
+              <a:graphicFrameLocks noChangeAspect="1"/>
+            </wp:cNvGraphicFramePr>
+            <a:graphic>
+              <a:graphicData uri="http://schemas.openxmlformats.org/drawingml/2006/picture">
+                <pic:pic>
+                  <pic:nvPicPr>
+                    <pic:cNvPr id="0" name="image.jpg"/>
+                    <pic:cNvPicPr/>
+                  </pic:nvPicPr>
+                  <pic:blipFill>
+                    <a:blip r:embed="rId29"/>
+                    <a:stretch>
+                      <a:fillRect/>
+                    </a:stretch>
+                  </pic:blipFill>
+                  <pic:spPr>
+                    <a:xfrm>
+                      <a:off x="0" y="0"/>
+                      <a:ext cx="6096000" cy="3429000"/>
+                    </a:xfrm>
+                    <a:prstGeom prst="rect"/>
+                  </pic:spPr>
+                </pic:pic>
+              </a:graphicData>
+            </a:graphic>
+          </wp:inline>
+        </w:drawing>
+      </w:r>
+    </w:p>
+    <w:p>
+      <w:pPr/>
+      <w:r>
+        <w:rPr>
+          <w:lang w:val="en_US" w:bidi="en_US"/>
+        </w:rPr>
+      </w:r>
+      <w:hyperlink r:id="rId30">
+        <w:r>
+          <w:rPr>
+            <w:lang w:val="en_US" w:bidi="en_US"/>
+          </w:rPr>
+          <w:rPr>
+            <w:color w:val="0000EE"/>
+            <w:u w:val="single"/>
+          </w:rPr>
+          <w:t>link</w:t>
+        </w:r>
+      </w:hyperlink>
+      <w:r>
+        <w:rPr>
+          <w:lang w:val="en_US" w:bidi="en_US"/>
+        </w:rPr>
+      </w:r>
+      <w:r>
+        <w:rPr>
+          <w:lang w:val="en_US" w:bidi="en_US"/>
+        </w:rPr>
+      </w:r>
+    </w:p>
+    <w:p>
+      <w:pPr/>
+      <w:r>
+        <w:rPr>
+          <w:lang w:val="en_US" w:bidi="en_US"/>
+        </w:rPr>
+      </w:r>
+    </w:p>
+    <w:p>
+      <w:pPr>
+        <w:pStyle w:val="Heading2"/>
+      </w:pPr>
+      <w:r>
+        <w:rPr>
+          <w:lang w:val="en_US" w:bidi="en_US"/>
+        </w:rPr>
+        <w:t>Stew</w:t>
+      </w:r>
+      <w:r>
+        <w:rPr>
+          <w:lang w:val="en_US" w:bidi="en_US"/>
+        </w:rPr>
+      </w:r>
+    </w:p>
+    <w:p>
+      <w:pPr>
+        <w:pStyle w:val="Heading4"/>
+      </w:pPr>
+      <w:r>
+        <w:rPr>
+          <w:lang w:val="en_US" w:bidi="en_US"/>
+        </w:rPr>
+        <w:t>Video Content</w:t>
+      </w:r>
+      <w:r>
+        <w:rPr>
+          <w:lang w:val="en_US" w:bidi="en_US"/>
+        </w:rPr>
+      </w:r>
+    </w:p>
+    <w:p>
+      <w:pPr/>
+      <w:r>
+        <w:rPr>
+          <w:lang w:val="en_US" w:bidi="en_US"/>
+        </w:rPr>
+      </w:r>
+      <w:r>
+        <w:rPr>
+          <w:lang w:val="en_US" w:bidi="en_US"/>
+        </w:rPr>
+        <w:t xml:space="preserve"> (72 seconds)</w:t>
+      </w:r>
+    </w:p>
+    <w:p>
+      <w:r>
+        <w:drawing>
+          <wp:inline xmlns:a="http://schemas.openxmlformats.org/drawingml/2006/main" xmlns:pic="http://schemas.openxmlformats.org/drawingml/2006/picture">
+            <wp:extent cx="6096000" cy="3429000"/>
+            <wp:docPr id="10" name="Picture 10"/>
+            <wp:cNvGraphicFramePr>
+              <a:graphicFrameLocks noChangeAspect="1"/>
+            </wp:cNvGraphicFramePr>
+            <a:graphic>
+              <a:graphicData uri="http://schemas.openxmlformats.org/drawingml/2006/picture">
+                <pic:pic>
+                  <pic:nvPicPr>
+                    <pic:cNvPr id="0" name="image.jpg"/>
+                    <pic:cNvPicPr/>
+                  </pic:nvPicPr>
+                  <pic:blipFill>
+                    <a:blip r:embed="rId31"/>
+                    <a:stretch>
+                      <a:fillRect/>
+                    </a:stretch>
+                  </pic:blipFill>
+                  <pic:spPr>
+                    <a:xfrm>
+                      <a:off x="0" y="0"/>
+                      <a:ext cx="6096000" cy="3429000"/>
+                    </a:xfrm>
+                    <a:prstGeom prst="rect"/>
+                  </pic:spPr>
+                </pic:pic>
+              </a:graphicData>
+            </a:graphic>
+          </wp:inline>
+        </w:drawing>
+      </w:r>
+    </w:p>
+    <w:p>
+      <w:pPr/>
+      <w:r>
+        <w:rPr>
+          <w:lang w:val="en_US" w:bidi="en_US"/>
+        </w:rPr>
+      </w:r>
+      <w:hyperlink r:id="rId32">
+        <w:r>
+          <w:rPr>
+            <w:lang w:val="en_US" w:bidi="en_US"/>
+          </w:rPr>
+          <w:rPr>
+            <w:color w:val="0000EE"/>
+            <w:u w:val="single"/>
+          </w:rPr>
+          <w:t>link</w:t>
+        </w:r>
+      </w:hyperlink>
+      <w:r>
+        <w:rPr>
+          <w:lang w:val="en_US" w:bidi="en_US"/>
+        </w:rPr>
+      </w:r>
+      <w:r>
+        <w:rPr>
+          <w:lang w:val="en_US" w:bidi="en_US"/>
+        </w:rPr>
+      </w:r>
+    </w:p>
+    <w:p>
+      <w:pPr/>
+      <w:r>
+        <w:rPr>
+          <w:lang w:val="en_US" w:bidi="en_US"/>
+        </w:rPr>
+      </w:r>
+    </w:p>
+    <w:p>
+      <w:pPr>
+        <w:pStyle w:val="Heading2"/>
+      </w:pPr>
+      <w:r>
+        <w:rPr>
+          <w:lang w:val="en_US" w:bidi="en_US"/>
+        </w:rPr>
+        <w:t>Stick</w:t>
+      </w:r>
+      <w:r>
+        <w:rPr>
+          <w:lang w:val="en_US" w:bidi="en_US"/>
+        </w:rPr>
+      </w:r>
+    </w:p>
+    <w:p>
+      <w:pPr>
+        <w:pStyle w:val="Heading4"/>
+      </w:pPr>
+      <w:r>
+        <w:rPr>
+          <w:lang w:val="en_US" w:bidi="en_US"/>
+        </w:rPr>
+        <w:t>Video Content</w:t>
+      </w:r>
+      <w:r>
+        <w:rPr>
+          <w:lang w:val="en_US" w:bidi="en_US"/>
+        </w:rPr>
+      </w:r>
+    </w:p>
+    <w:p>
+      <w:pPr/>
+      <w:r>
+        <w:rPr>
+          <w:lang w:val="en_US" w:bidi="en_US"/>
+        </w:rPr>
+      </w:r>
+      <w:r>
+        <w:rPr>
+          <w:lang w:val="en_US" w:bidi="en_US"/>
+        </w:rPr>
+        <w:t xml:space="preserve"> (70 seconds)</w:t>
+      </w:r>
+    </w:p>
+    <w:p>
+      <w:r>
+        <w:drawing>
+          <wp:inline xmlns:a="http://schemas.openxmlformats.org/drawingml/2006/main" xmlns:pic="http://schemas.openxmlformats.org/drawingml/2006/picture">
+            <wp:extent cx="6096000" cy="3429000"/>
+            <wp:docPr id="11" name="Picture 11"/>
+            <wp:cNvGraphicFramePr>
+              <a:graphicFrameLocks noChangeAspect="1"/>
+            </wp:cNvGraphicFramePr>
+            <a:graphic>
+              <a:graphicData uri="http://schemas.openxmlformats.org/drawingml/2006/picture">
+                <pic:pic>
+                  <pic:nvPicPr>
+                    <pic:cNvPr id="0" name="image.jpg"/>
+                    <pic:cNvPicPr/>
+                  </pic:nvPicPr>
+                  <pic:blipFill>
+                    <a:blip r:embed="rId33"/>
+                    <a:stretch>
+                      <a:fillRect/>
+                    </a:stretch>
+                  </pic:blipFill>
+                  <pic:spPr>
+                    <a:xfrm>
+                      <a:off x="0" y="0"/>
+                      <a:ext cx="6096000" cy="3429000"/>
+                    </a:xfrm>
+                    <a:prstGeom prst="rect"/>
+                  </pic:spPr>
+                </pic:pic>
+              </a:graphicData>
+            </a:graphic>
+          </wp:inline>
+        </w:drawing>
+      </w:r>
+    </w:p>
+    <w:p>
+      <w:pPr/>
+      <w:r>
+        <w:rPr>
+          <w:lang w:val="en_US" w:bidi="en_US"/>
+        </w:rPr>
+      </w:r>
+      <w:hyperlink r:id="rId34">
+        <w:r>
+          <w:rPr>
+            <w:lang w:val="en_US" w:bidi="en_US"/>
+          </w:rPr>
+          <w:rPr>
+            <w:color w:val="0000EE"/>
+            <w:u w:val="single"/>
+          </w:rPr>
+          <w:t>link</w:t>
+        </w:r>
+      </w:hyperlink>
+      <w:r>
+        <w:rPr>
+          <w:lang w:val="en_US" w:bidi="en_US"/>
+        </w:rPr>
+      </w:r>
+      <w:r>
+        <w:rPr>
+          <w:lang w:val="en_US" w:bidi="en_US"/>
+        </w:rPr>
+      </w:r>
+    </w:p>
+    <w:p>
+      <w:pPr/>
+      <w:r>
+        <w:rPr>
+          <w:lang w:val="en_US" w:bidi="en_US"/>
+        </w:rPr>
+      </w:r>
+    </w:p>
+    <w:p>
+      <w:pPr>
+        <w:pStyle w:val="Heading2"/>
+      </w:pPr>
+      <w:r>
+        <w:rPr>
+          <w:lang w:val="en_US" w:bidi="en_US"/>
+        </w:rPr>
+        <w:t>Stone Wall Around a Vineyard</w:t>
+      </w:r>
+      <w:r>
+        <w:rPr>
+          <w:lang w:val="en_US" w:bidi="en_US"/>
+        </w:rPr>
+      </w:r>
+    </w:p>
+    <w:p>
+      <w:pPr>
+        <w:pStyle w:val="Heading4"/>
+      </w:pPr>
+      <w:r>
+        <w:rPr>
+          <w:lang w:val="en_US" w:bidi="en_US"/>
+        </w:rPr>
+        <w:t>Video Content</w:t>
+      </w:r>
+      <w:r>
+        <w:rPr>
+          <w:lang w:val="en_US" w:bidi="en_US"/>
+        </w:rPr>
+      </w:r>
+    </w:p>
+    <w:p>
+      <w:pPr/>
+      <w:r>
+        <w:rPr>
+          <w:lang w:val="en_US" w:bidi="en_US"/>
+        </w:rPr>
+      </w:r>
+      <w:r>
+        <w:rPr>
+          <w:lang w:val="en_US" w:bidi="en_US"/>
+        </w:rPr>
+        <w:t xml:space="preserve"> (71 seconds)</w:t>
+      </w:r>
+    </w:p>
+    <w:p>
+      <w:r>
+        <w:drawing>
+          <wp:inline xmlns:a="http://schemas.openxmlformats.org/drawingml/2006/main" xmlns:pic="http://schemas.openxmlformats.org/drawingml/2006/picture">
+            <wp:extent cx="6096000" cy="3429000"/>
+            <wp:docPr id="12" name="Picture 12"/>
+            <wp:cNvGraphicFramePr>
+              <a:graphicFrameLocks noChangeAspect="1"/>
+            </wp:cNvGraphicFramePr>
+            <a:graphic>
+              <a:graphicData uri="http://schemas.openxmlformats.org/drawingml/2006/picture">
+                <pic:pic>
+                  <pic:nvPicPr>
+                    <pic:cNvPr id="0" name="image.jpg"/>
+                    <pic:cNvPicPr/>
+                  </pic:nvPicPr>
+                  <pic:blipFill>
+                    <a:blip r:embed="rId35"/>
+                    <a:stretch>
+                      <a:fillRect/>
+                    </a:stretch>
+                  </pic:blipFill>
+                  <pic:spPr>
+                    <a:xfrm>
+                      <a:off x="0" y="0"/>
+                      <a:ext cx="6096000" cy="3429000"/>
+                    </a:xfrm>
+                    <a:prstGeom prst="rect"/>
+                  </pic:spPr>
+                </pic:pic>
+              </a:graphicData>
+            </a:graphic>
+          </wp:inline>
+        </w:drawing>
+      </w:r>
+    </w:p>
+    <w:p>
+      <w:pPr/>
+      <w:r>
+        <w:rPr>
+          <w:lang w:val="en_US" w:bidi="en_US"/>
+        </w:rPr>
+      </w:r>
+      <w:hyperlink r:id="rId36">
+        <w:r>
+          <w:rPr>
+            <w:lang w:val="en_US" w:bidi="en_US"/>
+          </w:rPr>
+          <w:rPr>
+            <w:color w:val="0000EE"/>
+            <w:u w:val="single"/>
+          </w:rPr>
+          <w:t>link</w:t>
+        </w:r>
+      </w:hyperlink>
+      <w:r>
+        <w:rPr>
+          <w:lang w:val="en_US" w:bidi="en_US"/>
+        </w:rPr>
+      </w:r>
+      <w:r>
+        <w:rPr>
+          <w:lang w:val="en_US" w:bidi="en_US"/>
+        </w:rPr>
+      </w:r>
+    </w:p>
+    <w:p>
+      <w:pPr/>
+      <w:r>
+        <w:rPr>
+          <w:lang w:val="en_US" w:bidi="en_US"/>
+        </w:rPr>
+      </w:r>
+    </w:p>
+    <w:p>
+      <w:pPr>
+        <w:pStyle w:val="Heading2"/>
+      </w:pPr>
+      <w:r>
+        <w:rPr>
+          <w:lang w:val="en_US" w:bidi="en_US"/>
+        </w:rPr>
+        <w:t>Synagogue</w:t>
+      </w:r>
+      <w:r>
+        <w:rPr>
+          <w:lang w:val="en_US" w:bidi="en_US"/>
+        </w:rPr>
+      </w:r>
+    </w:p>
+    <w:p>
+      <w:pPr>
+        <w:pStyle w:val="Heading4"/>
+      </w:pPr>
+      <w:r>
+        <w:rPr>
+          <w:lang w:val="en_US" w:bidi="en_US"/>
+        </w:rPr>
+        <w:t>Video Content</w:t>
+      </w:r>
+      <w:r>
+        <w:rPr>
+          <w:lang w:val="en_US" w:bidi="en_US"/>
+        </w:rPr>
+      </w:r>
+    </w:p>
+    <w:p>
+      <w:pPr/>
+      <w:r>
+        <w:rPr>
+          <w:lang w:val="en_US" w:bidi="en_US"/>
+        </w:rPr>
+      </w:r>
+      <w:r>
+        <w:rPr>
+          <w:lang w:val="en_US" w:bidi="en_US"/>
+        </w:rPr>
+        <w:t xml:space="preserve"> (88 seconds)</w:t>
+      </w:r>
+    </w:p>
+    <w:p>
+      <w:r>
+        <w:drawing>
+          <wp:inline xmlns:a="http://schemas.openxmlformats.org/drawingml/2006/main" xmlns:pic="http://schemas.openxmlformats.org/drawingml/2006/picture">
+            <wp:extent cx="6096000" cy="3429000"/>
+            <wp:docPr id="13" name="Picture 13"/>
+            <wp:cNvGraphicFramePr>
+              <a:graphicFrameLocks noChangeAspect="1"/>
+            </wp:cNvGraphicFramePr>
+            <a:graphic>
+              <a:graphicData uri="http://schemas.openxmlformats.org/drawingml/2006/picture">
+                <pic:pic>
+                  <pic:nvPicPr>
+                    <pic:cNvPr id="0" name="image.jpg"/>
+                    <pic:cNvPicPr/>
+                  </pic:nvPicPr>
+                  <pic:blipFill>
+                    <a:blip r:embed="rId37"/>
+                    <a:stretch>
+                      <a:fillRect/>
+                    </a:stretch>
+                  </pic:blipFill>
+                  <pic:spPr>
+                    <a:xfrm>
+                      <a:off x="0" y="0"/>
+                      <a:ext cx="6096000" cy="3429000"/>
+                    </a:xfrm>
+                    <a:prstGeom prst="rect"/>
+                  </pic:spPr>
+                </pic:pic>
+              </a:graphicData>
+            </a:graphic>
+          </wp:inline>
+        </w:drawing>
+      </w:r>
+    </w:p>
+    <w:p>
+      <w:pPr/>
+      <w:r>
+        <w:rPr>
+          <w:lang w:val="en_US" w:bidi="en_US"/>
+        </w:rPr>
+      </w:r>
+      <w:hyperlink r:id="rId38">
         <w:r>
           <w:rPr>
             <w:lang w:val="en_US" w:bidi="en_US"/>
